--- a/deliverables/OO_1352_Tracked_Changes.docx
+++ b/deliverables/OO_1352_Tracked_Changes.docx
@@ -1263,7 +1263,7 @@
           <w:sz w:val="24"/>
           <w:szCs w:val="24"/>
         </w:rPr>
-        <w:t xml:space="preserve"> 243.4, 264.1, 285 and 647.6 are absent as well.</w:t>
+        <w:t xml:space="preserve"> 243.4, 264.1, 285 and 647.6 are absent as well. The inserted list matches the one drafted at change 6 in the redlines, so the two documents propose the same amendment. They did not at first: this document named only 287 and 289 while the redline named six additions, and the mismatch was found in review.</w:t>
       </w:r>
     </w:p>
     <w:p>
@@ -1289,7 +1289,7 @@
             <w:sz w:val="24"/>
             <w:szCs w:val="24"/>
           </w:rPr>
-          <w:t xml:space="preserve">; c. Oral copulation (287 PC, formerly 288a, renumbered by SB 1494 effective 01/01/2019); d. Sexual penetration (289 PC); e. any successor or equivalent statute to those listed.</w:t>
+          <w:t xml:space="preserve">; c. Unlawful sexual intercourse with a minor (261.5 PC); d. Oral copulation (287 PC, formerly 288a, renumbered by SB 1494 effective 01/01/2019); e. Continuous sexual abuse of a child (288.5 PC); f. Sexual penetration (289 PC); g. Sexual penetration by a person confined in a state hospital or custodial facility (289.6 PC); h. any successor or equivalent statute to those listed.</w:t>
         </w:r>
       </w:ins>
     </w:p>

--- a/deliverables/OO_1352_Tracked_Changes.docx
+++ b/deliverables/OO_1352_Tracked_Changes.docx
@@ -1971,7 +1971,7 @@
                 <w:sz w:val="24"/>
                 <w:szCs w:val="24"/>
               </w:rPr>
-              <w:t xml:space="preserve">Penal Code 288.5 and 289.6 in the S-4A offence list are the drafter's judgment</w:t>
+              <w:t xml:space="preserve">Penal Code 261.5, 288.5 and 289.6 in the S-4A offence list are the drafter's judgment</w:t>
             </w:r>
             <w:r>
               <w:rPr>
@@ -1983,7 +1983,7 @@
                 <w:sz w:val="24"/>
                 <w:szCs w:val="24"/>
               </w:rPr>
-              <w:t xml:space="preserve">, not sections the order enumerates and not sections this review has verified as the right additions. Confirm them with County Counsel, or strike them and keep the successor-statute catch-all, which is what stops the next renumbering reopening the gap that 287 left.</w:t>
+              <w:t xml:space="preserve">, not sections the order enumerates and not sections this review has verified as the right additions. Only 287 and 289 are confirmed omissions, recorded against the order's own enumeration at II.G.1 and II.G.3. The other three come from the drafted amendment at change 6 and carry the same status there. Confirm all three with County Counsel, or strike them and keep the successor-statute catch-all, which is what stops the next renumbering reopening the gap that 287 left.</w:t>
             </w:r>
           </w:p>
         </w:tc>
